--- a/BRUNO ROMAN LOPEZ HERNANDEZ.docx
+++ b/BRUNO ROMAN LOPEZ HERNANDEZ.docx
@@ -82,7 +82,7 @@
           <w:b/>
           <w:sz w:val="48"/>
         </w:rPr>
-        <w:t>DR. JORGE QUISHPE</w:t>
+        <w:t>RAL ALFONSO SENA MONSIVAIS</w:t>
       </w:r>
     </w:p>
     <w:p>
@@ -123,7 +123,14 @@
           <w:b/>
           <w:sz w:val="48"/>
         </w:rPr>
-        <w:t>” PROGRAMACION</w:t>
+        <w:t>”</w:t>
+      </w:r>
+      <w:r>
+        <w:rPr>
+          <w:b/>
+          <w:sz w:val="48"/>
+        </w:rPr>
+        <w:t xml:space="preserve"> PROGRAMACION</w:t>
       </w:r>
     </w:p>
     <w:p>
@@ -131,66 +138,33 @@
         <w:jc w:val="center"/>
         <w:rPr>
           <w:b/>
+          <w:sz w:val="48"/>
         </w:rPr>
       </w:pPr>
+      <w:r>
+        <w:rPr>
+          <w:b/>
+          <w:sz w:val="48"/>
+        </w:rPr>
+        <w:t>PENSAMIENTO MATEMATICO</w:t>
+      </w:r>
       <w:bookmarkStart w:id="0" w:name="_GoBack"/>
       <w:bookmarkEnd w:id="0"/>
-      <w:r>
-        <w:rPr>
-          <w:b/>
-        </w:rPr>
-        <w:br w:type="page"/>
-      </w:r>
     </w:p>
+    <w:p/>
+    <w:p/>
+    <w:p/>
+    <w:p/>
+    <w:p/>
+    <w:p/>
+    <w:p/>
+    <w:p/>
     <w:p>
-      <w:r>
-        <w:rPr>
-          <w:noProof/>
-          <w:lang w:eastAsia="es-MX"/>
-        </w:rPr>
-        <w:lastRenderedPageBreak/>
-        <w:drawing>
-          <wp:inline distT="0" distB="0" distL="0" distR="0">
-            <wp:extent cx="5612130" cy="3175000"/>
-            <wp:effectExtent l="0" t="0" r="7620" b="6350"/>
-            <wp:docPr id="2" name="Imagen 2"/>
-            <wp:cNvGraphicFramePr>
-              <a:graphicFrameLocks xmlns:a="http://schemas.openxmlformats.org/drawingml/2006/main" noChangeAspect="1"/>
-            </wp:cNvGraphicFramePr>
-            <a:graphic xmlns:a="http://schemas.openxmlformats.org/drawingml/2006/main">
-              <a:graphicData uri="http://schemas.openxmlformats.org/drawingml/2006/picture">
-                <pic:pic xmlns:pic="http://schemas.openxmlformats.org/drawingml/2006/picture">
-                  <pic:nvPicPr>
-                    <pic:cNvPr id="2" name="eseste.png"/>
-                    <pic:cNvPicPr/>
-                  </pic:nvPicPr>
-                  <pic:blipFill>
-                    <a:blip r:embed="rId5" cstate="print">
-                      <a:extLst>
-                        <a:ext uri="{28A0092B-C50C-407E-A947-70E740481C1C}">
-                          <a14:useLocalDpi xmlns:a14="http://schemas.microsoft.com/office/drawing/2010/main" val="0"/>
-                        </a:ext>
-                      </a:extLst>
-                    </a:blip>
-                    <a:stretch>
-                      <a:fillRect/>
-                    </a:stretch>
-                  </pic:blipFill>
-                  <pic:spPr>
-                    <a:xfrm>
-                      <a:off x="0" y="0"/>
-                      <a:ext cx="5612130" cy="3175000"/>
-                    </a:xfrm>
-                    <a:prstGeom prst="rect">
-                      <a:avLst/>
-                    </a:prstGeom>
-                  </pic:spPr>
-                </pic:pic>
-              </a:graphicData>
-            </a:graphic>
-          </wp:inline>
-        </w:drawing>
-      </w:r>
+      <w:pPr>
+        <w:tabs>
+          <w:tab w:val="left" w:pos="7250"/>
+        </w:tabs>
+      </w:pPr>
     </w:p>
     <w:sectPr>
       <w:pgSz w:w="12240" w:h="15840"/>
